--- a/lars/java DevOps/Lars_Jansen.docx
+++ b/lars/java DevOps/Lars_Jansen.docx
@@ -65,12 +65,6 @@
         <w:gridCol w:w="10340"/>
       </w:tblGrid>
       <w:tr>
-        <w:tblPrEx>
-          <w:tblCellMar>
-            <w:top w:w="0" w:type="dxa"/>
-            <w:bottom w:w="0" w:type="dxa"/>
-          </w:tblCellMar>
-        </w:tblPrEx>
         <w:tc>
           <w:tcPr>
             <w:tcW w:w="0" w:type="auto"/>
@@ -431,94 +425,31 @@
         <w:pStyle w:val="ListParagraph"/>
         <w:numPr>
           <w:ilvl w:val="0"/>
-          <w:numId w:val="2"/>
+          <w:numId w:val="11"/>
         </w:numPr>
-        <w:spacing w:after="80"/>
-        <w:jc w:val="both"/>
-        <w:rPr>
-          <w:rFonts w:ascii="Arial" w:hAnsi="Arial" w:cs="Arial"/>
-          <w:sz w:val="18"/>
-        </w:rPr>
-      </w:pPr>
-      <w:r>
-        <w:rPr>
-          <w:rStyle w:val="Strong"/>
-          <w:rFonts w:ascii="Arial" w:hAnsi="Arial" w:cs="Arial"/>
-          <w:sz w:val="18"/>
-        </w:rPr>
-        <w:t>Backend &amp; APIs</w:t>
-      </w:r>
-      <w:r>
-        <w:rPr>
-          <w:rFonts w:ascii="Arial" w:hAnsi="Arial" w:cs="Arial"/>
-          <w:sz w:val="18"/>
-        </w:rPr>
-        <w:t xml:space="preserve"> — </w:t>
-      </w:r>
-      <w:r>
-        <w:rPr>
-          <w:rStyle w:val="Strong"/>
-          <w:rFonts w:ascii="Arial" w:hAnsi="Arial" w:cs="Arial"/>
-          <w:sz w:val="18"/>
-        </w:rPr>
-        <w:t>Java</w:t>
-      </w:r>
-      <w:r>
-        <w:rPr>
-          <w:rFonts w:ascii="Arial" w:hAnsi="Arial" w:cs="Arial"/>
-          <w:sz w:val="18"/>
-        </w:rPr>
-        <w:t xml:space="preserve">, </w:t>
-      </w:r>
-      <w:r>
-        <w:rPr>
-          <w:rStyle w:val="Strong"/>
-          <w:rFonts w:ascii="Arial" w:hAnsi="Arial" w:cs="Arial"/>
-          <w:sz w:val="18"/>
-        </w:rPr>
-        <w:t>Spring Boot</w:t>
-      </w:r>
-      <w:r>
-        <w:rPr>
-          <w:rFonts w:ascii="Arial" w:hAnsi="Arial" w:cs="Arial"/>
-          <w:sz w:val="18"/>
-        </w:rPr>
-        <w:t xml:space="preserve">, </w:t>
-      </w:r>
-      <w:r>
-        <w:rPr>
-          <w:rStyle w:val="Strong"/>
-          <w:rFonts w:ascii="Arial" w:hAnsi="Arial" w:cs="Arial"/>
-          <w:sz w:val="18"/>
-        </w:rPr>
-        <w:t>Spring Security</w:t>
-      </w:r>
-      <w:r>
-        <w:rPr>
-          <w:rFonts w:ascii="Arial" w:hAnsi="Arial" w:cs="Arial"/>
-          <w:sz w:val="18"/>
-        </w:rPr>
-        <w:t xml:space="preserve">, </w:t>
-      </w:r>
-      <w:r>
-        <w:rPr>
-          <w:rStyle w:val="Strong"/>
-          <w:rFonts w:ascii="Arial" w:hAnsi="Arial" w:cs="Arial"/>
-          <w:sz w:val="18"/>
-        </w:rPr>
-        <w:t>Node.js</w:t>
-      </w:r>
-      <w:r>
-        <w:rPr>
-          <w:rFonts w:ascii="Arial" w:hAnsi="Arial" w:cs="Arial"/>
-          <w:sz w:val="18"/>
-        </w:rPr>
-        <w:t xml:space="preserve">, </w:t>
+        <w:rPr>
+          <w:rFonts w:ascii="Arial" w:hAnsi="Arial" w:cs="Arial"/>
+          <w:sz w:val="18"/>
+        </w:rPr>
+      </w:pPr>
+      <w:r>
+        <w:rPr>
+          <w:rFonts w:ascii="Arial" w:hAnsi="Arial" w:cs="Arial"/>
+          <w:b/>
+          <w:sz w:val="18"/>
+        </w:rPr>
+        <w:t>Backend &amp; APIs —</w:t>
+      </w:r>
+      <w:r>
+        <w:rPr>
+          <w:rFonts w:ascii="Arial" w:hAnsi="Arial" w:cs="Arial"/>
+          <w:sz w:val="18"/>
+        </w:rPr>
+        <w:t xml:space="preserve"> Java, Spring Boot, Spring Security, Node.js, </w:t>
       </w:r>
       <w:proofErr w:type="spellStart"/>
       <w:r>
         <w:rPr>
-          <w:rStyle w:val="Strong"/>
           <w:rFonts w:ascii="Arial" w:hAnsi="Arial" w:cs="Arial"/>
           <w:sz w:val="18"/>
         </w:rPr>
@@ -602,74 +533,27 @@
         <w:pStyle w:val="ListParagraph"/>
         <w:numPr>
           <w:ilvl w:val="0"/>
-          <w:numId w:val="2"/>
+          <w:numId w:val="11"/>
         </w:numPr>
-        <w:spacing w:after="80"/>
-        <w:jc w:val="both"/>
-        <w:rPr>
-          <w:rFonts w:ascii="Arial" w:hAnsi="Arial" w:cs="Arial"/>
-          <w:sz w:val="18"/>
-        </w:rPr>
-      </w:pPr>
-      <w:r>
-        <w:rPr>
-          <w:rStyle w:val="Strong"/>
-          <w:rFonts w:ascii="Arial" w:hAnsi="Arial" w:cs="Arial"/>
-          <w:sz w:val="18"/>
-        </w:rPr>
-        <w:t>Security</w:t>
-      </w:r>
-      <w:r>
-        <w:rPr>
-          <w:rFonts w:ascii="Arial" w:hAnsi="Arial" w:cs="Arial"/>
-          <w:sz w:val="18"/>
-        </w:rPr>
-        <w:t xml:space="preserve"> — </w:t>
-      </w:r>
-      <w:r>
-        <w:rPr>
-          <w:rStyle w:val="Strong"/>
-          <w:rFonts w:ascii="Arial" w:hAnsi="Arial" w:cs="Arial"/>
-          <w:sz w:val="18"/>
-        </w:rPr>
-        <w:t>OAuth2/OIDC</w:t>
-      </w:r>
-      <w:r>
-        <w:rPr>
-          <w:rFonts w:ascii="Arial" w:hAnsi="Arial" w:cs="Arial"/>
-          <w:sz w:val="18"/>
-        </w:rPr>
-        <w:t xml:space="preserve">, </w:t>
-      </w:r>
-      <w:r>
-        <w:rPr>
-          <w:rStyle w:val="Strong"/>
-          <w:rFonts w:ascii="Arial" w:hAnsi="Arial" w:cs="Arial"/>
-          <w:sz w:val="18"/>
-        </w:rPr>
-        <w:t>JWT</w:t>
-      </w:r>
-      <w:r>
-        <w:rPr>
-          <w:rFonts w:ascii="Arial" w:hAnsi="Arial" w:cs="Arial"/>
-          <w:sz w:val="18"/>
-        </w:rPr>
-        <w:t xml:space="preserve">, </w:t>
-      </w:r>
-      <w:r>
-        <w:rPr>
-          <w:rStyle w:val="Strong"/>
-          <w:rFonts w:ascii="Arial" w:hAnsi="Arial" w:cs="Arial"/>
-          <w:sz w:val="18"/>
-        </w:rPr>
-        <w:t>RBAC</w:t>
-      </w:r>
-      <w:r>
-        <w:rPr>
-          <w:rFonts w:ascii="Arial" w:hAnsi="Arial" w:cs="Arial"/>
-          <w:sz w:val="18"/>
-        </w:rPr>
-        <w:t xml:space="preserve">, service-to-service </w:t>
+        <w:rPr>
+          <w:rFonts w:ascii="Arial" w:hAnsi="Arial" w:cs="Arial"/>
+          <w:sz w:val="18"/>
+        </w:rPr>
+      </w:pPr>
+      <w:r>
+        <w:rPr>
+          <w:rFonts w:ascii="Arial" w:hAnsi="Arial" w:cs="Arial"/>
+          <w:b/>
+          <w:sz w:val="18"/>
+        </w:rPr>
+        <w:t xml:space="preserve">Security — </w:t>
+      </w:r>
+      <w:r>
+        <w:rPr>
+          <w:rFonts w:ascii="Arial" w:hAnsi="Arial" w:cs="Arial"/>
+          <w:sz w:val="18"/>
+        </w:rPr>
+        <w:t xml:space="preserve">OAuth2/OIDC, JWT, RBAC, service-to-service </w:t>
       </w:r>
       <w:proofErr w:type="spellStart"/>
       <w:r>
@@ -693,49 +577,31 @@
         <w:pStyle w:val="ListParagraph"/>
         <w:numPr>
           <w:ilvl w:val="0"/>
-          <w:numId w:val="2"/>
+          <w:numId w:val="11"/>
         </w:numPr>
-        <w:spacing w:after="80"/>
-        <w:jc w:val="both"/>
-        <w:rPr>
-          <w:rFonts w:ascii="Arial" w:hAnsi="Arial" w:cs="Arial"/>
-          <w:sz w:val="18"/>
-        </w:rPr>
-      </w:pPr>
-      <w:r>
-        <w:rPr>
-          <w:rStyle w:val="Strong"/>
-          <w:rFonts w:ascii="Arial" w:hAnsi="Arial" w:cs="Arial"/>
-          <w:sz w:val="18"/>
-        </w:rPr>
-        <w:t>Data &amp; Messaging</w:t>
-      </w:r>
-      <w:r>
-        <w:rPr>
-          <w:rFonts w:ascii="Arial" w:hAnsi="Arial" w:cs="Arial"/>
-          <w:sz w:val="18"/>
-        </w:rPr>
-        <w:t xml:space="preserve"> — </w:t>
-      </w:r>
-      <w:r>
-        <w:rPr>
-          <w:rStyle w:val="Strong"/>
-          <w:rFonts w:ascii="Arial" w:hAnsi="Arial" w:cs="Arial"/>
-          <w:sz w:val="18"/>
-        </w:rPr>
-        <w:t>SQL</w:t>
-      </w:r>
-      <w:r>
-        <w:rPr>
-          <w:rFonts w:ascii="Arial" w:hAnsi="Arial" w:cs="Arial"/>
-          <w:sz w:val="18"/>
-        </w:rPr>
-        <w:t xml:space="preserve">, </w:t>
+        <w:rPr>
+          <w:rFonts w:ascii="Arial" w:hAnsi="Arial" w:cs="Arial"/>
+          <w:sz w:val="18"/>
+        </w:rPr>
+      </w:pPr>
+      <w:r>
+        <w:rPr>
+          <w:rFonts w:ascii="Arial" w:hAnsi="Arial" w:cs="Arial"/>
+          <w:b/>
+          <w:sz w:val="18"/>
+        </w:rPr>
+        <w:t>Data &amp; Messaging —</w:t>
+      </w:r>
+      <w:r>
+        <w:rPr>
+          <w:rFonts w:ascii="Arial" w:hAnsi="Arial" w:cs="Arial"/>
+          <w:sz w:val="18"/>
+        </w:rPr>
+        <w:t xml:space="preserve"> SQL, </w:t>
       </w:r>
       <w:proofErr w:type="spellStart"/>
       <w:r>
         <w:rPr>
-          <w:rStyle w:val="Strong"/>
           <w:rFonts w:ascii="Arial" w:hAnsi="Arial" w:cs="Arial"/>
           <w:sz w:val="18"/>
         </w:rPr>
@@ -752,7 +618,6 @@
       <w:proofErr w:type="spellStart"/>
       <w:r>
         <w:rPr>
-          <w:rStyle w:val="Strong"/>
           <w:rFonts w:ascii="Arial" w:hAnsi="Arial" w:cs="Arial"/>
           <w:sz w:val="18"/>
         </w:rPr>
@@ -788,52 +653,31 @@
         <w:pStyle w:val="ListParagraph"/>
         <w:numPr>
           <w:ilvl w:val="0"/>
-          <w:numId w:val="2"/>
+          <w:numId w:val="11"/>
         </w:numPr>
-        <w:spacing w:after="80"/>
-        <w:jc w:val="both"/>
-        <w:rPr>
-          <w:rStyle w:val="Strong"/>
-          <w:rFonts w:ascii="Arial" w:hAnsi="Arial" w:cs="Arial"/>
-          <w:b w:val="0"/>
-          <w:bCs w:val="0"/>
-          <w:sz w:val="18"/>
-        </w:rPr>
-      </w:pPr>
-      <w:r>
-        <w:rPr>
-          <w:rStyle w:val="Strong"/>
-          <w:rFonts w:ascii="Arial" w:hAnsi="Arial" w:cs="Arial"/>
-          <w:sz w:val="18"/>
-        </w:rPr>
-        <w:t>Cloud &amp; Delivery</w:t>
-      </w:r>
-      <w:r>
-        <w:rPr>
-          <w:rFonts w:ascii="Arial" w:hAnsi="Arial" w:cs="Arial"/>
-          <w:sz w:val="18"/>
-        </w:rPr>
-        <w:t xml:space="preserve"> — </w:t>
-      </w:r>
-      <w:r>
-        <w:rPr>
-          <w:rStyle w:val="Strong"/>
-          <w:rFonts w:ascii="Arial" w:hAnsi="Arial" w:cs="Arial"/>
-          <w:sz w:val="18"/>
-        </w:rPr>
-        <w:t>Microsoft Azure</w:t>
-      </w:r>
-      <w:r>
-        <w:rPr>
-          <w:rFonts w:ascii="Arial" w:hAnsi="Arial" w:cs="Arial"/>
-          <w:sz w:val="18"/>
-        </w:rPr>
-        <w:t xml:space="preserve">, containerized deployments, </w:t>
+        <w:rPr>
+          <w:rFonts w:ascii="Arial" w:hAnsi="Arial" w:cs="Arial"/>
+          <w:sz w:val="18"/>
+        </w:rPr>
+      </w:pPr>
+      <w:r>
+        <w:rPr>
+          <w:rFonts w:ascii="Arial" w:hAnsi="Arial" w:cs="Arial"/>
+          <w:b/>
+          <w:sz w:val="18"/>
+        </w:rPr>
+        <w:t>Cloud &amp; Delivery —</w:t>
+      </w:r>
+      <w:r>
+        <w:rPr>
+          <w:rFonts w:ascii="Arial" w:hAnsi="Arial" w:cs="Arial"/>
+          <w:sz w:val="18"/>
+        </w:rPr>
+        <w:t xml:space="preserve"> Microsoft Azure, containerized deployments, </w:t>
       </w:r>
       <w:proofErr w:type="spellStart"/>
       <w:r>
         <w:rPr>
-          <w:rStyle w:val="Strong"/>
           <w:rFonts w:ascii="Arial" w:hAnsi="Arial" w:cs="Arial"/>
           <w:sz w:val="18"/>
         </w:rPr>
@@ -869,19 +713,13 @@
         <w:pStyle w:val="ListParagraph"/>
         <w:numPr>
           <w:ilvl w:val="0"/>
-          <w:numId w:val="2"/>
+          <w:numId w:val="11"/>
         </w:numPr>
-        <w:spacing w:after="80"/>
-        <w:jc w:val="both"/>
-        <w:rPr>
-          <w:rFonts w:ascii="Arial" w:hAnsi="Arial" w:cs="Arial"/>
-          <w:sz w:val="18"/>
-        </w:rPr>
-      </w:pPr>
-      <w:r>
-        <w:rPr>
-          <w:rStyle w:val="Strong"/>
-          <w:rFonts w:ascii="Arial" w:hAnsi="Arial" w:cs="Arial"/>
+      </w:pPr>
+      <w:r>
+        <w:rPr>
+          <w:rFonts w:ascii="Arial" w:hAnsi="Arial" w:cs="Arial"/>
+          <w:b/>
           <w:sz w:val="18"/>
         </w:rPr>
         <w:t xml:space="preserve">Quality &amp; </w:t>
@@ -889,8 +727,8 @@
       <w:proofErr w:type="spellStart"/>
       <w:r>
         <w:rPr>
-          <w:rStyle w:val="Strong"/>
-          <w:rFonts w:ascii="Arial" w:hAnsi="Arial" w:cs="Arial"/>
+          <w:rFonts w:ascii="Arial" w:hAnsi="Arial" w:cs="Arial"/>
+          <w:b/>
           <w:sz w:val="18"/>
         </w:rPr>
         <w:t>Observability</w:t>
@@ -899,24 +737,17 @@
       <w:r>
         <w:rPr>
           <w:rFonts w:ascii="Arial" w:hAnsi="Arial" w:cs="Arial"/>
-          <w:sz w:val="18"/>
-        </w:rPr>
-        <w:t xml:space="preserve"> — unit/integration testing, contract testing concepts, structured logging, </w:t>
-      </w:r>
-      <w:r>
-        <w:rPr>
-          <w:rStyle w:val="Strong"/>
-          <w:rFonts w:ascii="Arial" w:hAnsi="Arial" w:cs="Arial"/>
-          <w:sz w:val="18"/>
-        </w:rPr>
-        <w:t>correlation IDs</w:t>
-      </w:r>
-      <w:r>
-        <w:rPr>
-          <w:rFonts w:ascii="Arial" w:hAnsi="Arial" w:cs="Arial"/>
-          <w:sz w:val="18"/>
-        </w:rPr>
-        <w:t xml:space="preserve">, distributed tracing concepts, metrics-driven reliability, operational dashboards, </w:t>
+          <w:b/>
+          <w:sz w:val="18"/>
+        </w:rPr>
+        <w:t xml:space="preserve"> —</w:t>
+      </w:r>
+      <w:r>
+        <w:rPr>
+          <w:rFonts w:ascii="Arial" w:hAnsi="Arial" w:cs="Arial"/>
+          <w:sz w:val="18"/>
+        </w:rPr>
+        <w:t xml:space="preserve"> unit/integration testing, contract testing concepts, structured logging, correlation IDs, distributed tracing concepts, metrics-driven reliability, operational dashboards, </w:t>
       </w:r>
       <w:proofErr w:type="spellStart"/>
       <w:r>
@@ -975,12 +806,6 @@
         <w:gridCol w:w="3060"/>
       </w:tblGrid>
       <w:tr>
-        <w:tblPrEx>
-          <w:tblCellMar>
-            <w:top w:w="0" w:type="dxa"/>
-            <w:bottom w:w="0" w:type="dxa"/>
-          </w:tblCellMar>
-        </w:tblPrEx>
         <w:tc>
           <w:tcPr>
             <w:tcW w:w="3500" w:type="pct"/>
@@ -1750,12 +1575,6 @@
         <w:gridCol w:w="3060"/>
       </w:tblGrid>
       <w:tr>
-        <w:tblPrEx>
-          <w:tblCellMar>
-            <w:top w:w="0" w:type="dxa"/>
-            <w:bottom w:w="0" w:type="dxa"/>
-          </w:tblCellMar>
-        </w:tblPrEx>
         <w:tc>
           <w:tcPr>
             <w:tcW w:w="3500" w:type="pct"/>
@@ -2011,7 +1830,6 @@
           <w:sz w:val="18"/>
           <w:szCs w:val="18"/>
         </w:rPr>
-        <w:lastRenderedPageBreak/>
         <w:t>Tuned SQL-backed features by improving query plans, adding indexes, and restructuring read paths, validating wins with metrics and load tests.</w:t>
       </w:r>
     </w:p>
@@ -2035,6 +1853,7 @@
           <w:sz w:val="18"/>
           <w:szCs w:val="18"/>
         </w:rPr>
+        <w:lastRenderedPageBreak/>
         <w:t xml:space="preserve">Introduced pragmatic </w:t>
       </w:r>
       <w:proofErr w:type="spellStart"/>
@@ -2238,12 +2057,6 @@
         <w:gridCol w:w="3060"/>
       </w:tblGrid>
       <w:tr>
-        <w:tblPrEx>
-          <w:tblCellMar>
-            <w:top w:w="0" w:type="dxa"/>
-            <w:bottom w:w="0" w:type="dxa"/>
-          </w:tblCellMar>
-        </w:tblPrEx>
         <w:tc>
           <w:tcPr>
             <w:tcW w:w="3500" w:type="pct"/>
@@ -2293,8 +2106,6 @@
             </w:r>
           </w:p>
         </w:tc>
-        <w:bookmarkStart w:id="0" w:name="_GoBack"/>
-        <w:bookmarkEnd w:id="0"/>
       </w:tr>
     </w:tbl>
     <w:p>
@@ -2460,6 +2271,8 @@
         </w:rPr>
         <w:t>Improved error handling and logging conventions using structured messages and consistent identifiers for faster production diagnosis.</w:t>
       </w:r>
+      <w:bookmarkStart w:id="0" w:name="_GoBack"/>
+      <w:bookmarkEnd w:id="0"/>
     </w:p>
     <w:p>
       <w:pPr>
@@ -2593,12 +2406,6 @@
         <w:gridCol w:w="3060"/>
       </w:tblGrid>
       <w:tr>
-        <w:tblPrEx>
-          <w:tblCellMar>
-            <w:top w:w="0" w:type="dxa"/>
-            <w:bottom w:w="0" w:type="dxa"/>
-          </w:tblCellMar>
-        </w:tblPrEx>
         <w:tc>
           <w:tcPr>
             <w:tcW w:w="3500" w:type="pct"/>
@@ -4163,6 +3970,119 @@
       </w:rPr>
     </w:lvl>
   </w:abstractNum>
+  <w:abstractNum w:abstractNumId="10">
+    <w:nsid w:val="7D8C4626"/>
+    <w:multiLevelType w:val="hybridMultilevel"/>
+    <w:tmpl w:val="B4A6F4CA"/>
+    <w:lvl w:ilvl="0" w:tplc="0409000B">
+      <w:start w:val="1"/>
+      <w:numFmt w:val="bullet"/>
+      <w:lvlText w:val=""/>
+      <w:lvlJc w:val="left"/>
+      <w:pPr>
+        <w:ind w:left="360" w:hanging="360"/>
+      </w:pPr>
+      <w:rPr>
+        <w:rFonts w:ascii="Wingdings" w:hAnsi="Wingdings" w:hint="default"/>
+      </w:rPr>
+    </w:lvl>
+    <w:lvl w:ilvl="1" w:tplc="04090003" w:tentative="1">
+      <w:start w:val="1"/>
+      <w:numFmt w:val="bullet"/>
+      <w:lvlText w:val="o"/>
+      <w:lvlJc w:val="left"/>
+      <w:pPr>
+        <w:ind w:left="1080" w:hanging="360"/>
+      </w:pPr>
+      <w:rPr>
+        <w:rFonts w:ascii="Courier New" w:hAnsi="Courier New" w:cs="Courier New" w:hint="default"/>
+      </w:rPr>
+    </w:lvl>
+    <w:lvl w:ilvl="2" w:tplc="04090005" w:tentative="1">
+      <w:start w:val="1"/>
+      <w:numFmt w:val="bullet"/>
+      <w:lvlText w:val=""/>
+      <w:lvlJc w:val="left"/>
+      <w:pPr>
+        <w:ind w:left="1800" w:hanging="360"/>
+      </w:pPr>
+      <w:rPr>
+        <w:rFonts w:ascii="Wingdings" w:hAnsi="Wingdings" w:hint="default"/>
+      </w:rPr>
+    </w:lvl>
+    <w:lvl w:ilvl="3" w:tplc="04090001" w:tentative="1">
+      <w:start w:val="1"/>
+      <w:numFmt w:val="bullet"/>
+      <w:lvlText w:val=""/>
+      <w:lvlJc w:val="left"/>
+      <w:pPr>
+        <w:ind w:left="2520" w:hanging="360"/>
+      </w:pPr>
+      <w:rPr>
+        <w:rFonts w:ascii="Symbol" w:hAnsi="Symbol" w:hint="default"/>
+      </w:rPr>
+    </w:lvl>
+    <w:lvl w:ilvl="4" w:tplc="04090003" w:tentative="1">
+      <w:start w:val="1"/>
+      <w:numFmt w:val="bullet"/>
+      <w:lvlText w:val="o"/>
+      <w:lvlJc w:val="left"/>
+      <w:pPr>
+        <w:ind w:left="3240" w:hanging="360"/>
+      </w:pPr>
+      <w:rPr>
+        <w:rFonts w:ascii="Courier New" w:hAnsi="Courier New" w:cs="Courier New" w:hint="default"/>
+      </w:rPr>
+    </w:lvl>
+    <w:lvl w:ilvl="5" w:tplc="04090005" w:tentative="1">
+      <w:start w:val="1"/>
+      <w:numFmt w:val="bullet"/>
+      <w:lvlText w:val=""/>
+      <w:lvlJc w:val="left"/>
+      <w:pPr>
+        <w:ind w:left="3960" w:hanging="360"/>
+      </w:pPr>
+      <w:rPr>
+        <w:rFonts w:ascii="Wingdings" w:hAnsi="Wingdings" w:hint="default"/>
+      </w:rPr>
+    </w:lvl>
+    <w:lvl w:ilvl="6" w:tplc="04090001" w:tentative="1">
+      <w:start w:val="1"/>
+      <w:numFmt w:val="bullet"/>
+      <w:lvlText w:val=""/>
+      <w:lvlJc w:val="left"/>
+      <w:pPr>
+        <w:ind w:left="4680" w:hanging="360"/>
+      </w:pPr>
+      <w:rPr>
+        <w:rFonts w:ascii="Symbol" w:hAnsi="Symbol" w:hint="default"/>
+      </w:rPr>
+    </w:lvl>
+    <w:lvl w:ilvl="7" w:tplc="04090003" w:tentative="1">
+      <w:start w:val="1"/>
+      <w:numFmt w:val="bullet"/>
+      <w:lvlText w:val="o"/>
+      <w:lvlJc w:val="left"/>
+      <w:pPr>
+        <w:ind w:left="5400" w:hanging="360"/>
+      </w:pPr>
+      <w:rPr>
+        <w:rFonts w:ascii="Courier New" w:hAnsi="Courier New" w:cs="Courier New" w:hint="default"/>
+      </w:rPr>
+    </w:lvl>
+    <w:lvl w:ilvl="8" w:tplc="04090005" w:tentative="1">
+      <w:start w:val="1"/>
+      <w:numFmt w:val="bullet"/>
+      <w:lvlText w:val=""/>
+      <w:lvlJc w:val="left"/>
+      <w:pPr>
+        <w:ind w:left="6120" w:hanging="360"/>
+      </w:pPr>
+      <w:rPr>
+        <w:rFonts w:ascii="Wingdings" w:hAnsi="Wingdings" w:hint="default"/>
+      </w:rPr>
+    </w:lvl>
+  </w:abstractNum>
   <w:num w:numId="1">
     <w:abstractNumId w:val="5"/>
     <w:lvlOverride w:ilvl="0">
@@ -4195,6 +4115,9 @@
   </w:num>
   <w:num w:numId="10">
     <w:abstractNumId w:val="3"/>
+  </w:num>
+  <w:num w:numId="11">
+    <w:abstractNumId w:val="10"/>
   </w:num>
 </w:numbering>
 </file>
